--- a/manuscript/submission/Manuscript_TNBC_B36N36_StructChem.docx
+++ b/manuscript/submission/Manuscript_TNBC_B36N36_StructChem.docx
@@ -731,12 +731,13 @@
       </w:r>
     </w:p>
     <w:p>
-      <w:r>
-        <w:rPr>
-          <w:b/>
-          <w:highlight w:val="yellow"/>
-        </w:rPr>
-        <w:t>[AUTHOR TO COMPLETE BEFORE SUBMISSION: statement on the use of AI tools in this work, as required by the journal (Springer policy: use of large language models beyond copy editing must be documented in the Methods).]</w:t>
+      <w:pPr>
+        <w:ind w:firstLine="340"/>
+        <w:jc w:val="both"/>
+      </w:pPr>
+      <w:r>
+        <w:rPr/>
+        <w:t>The large language model Claude (Anthropic), used through the Claude Code interface, assisted in writing and debugging the scripts for the calculations, analyses, figures and independent re-checks of the results, in checking the references against Crossref, and in drafting and editing the text. The author designed the study, checked the code, results and text, and takes full responsibility for the content of this article.</w:t>
       </w:r>
     </w:p>
     <w:p>
